--- a/public/downloads/client-packet/docx/09_CommunityBridge_Release_and_Support_Policy.docx
+++ b/public/downloads/client-packet/docx/09_CommunityBridge_Release_and_Support_Policy.docx
@@ -11,7 +11,7 @@
         <w:rPr>
           <w:color w:val="0F172A"/>
         </w:rPr>
-        <w:t>BuddyBoard Release and Support Policy</w:t>
+        <w:t>CommunityBridge Release and Support Policy</w:t>
       </w:r>
     </w:p>
     <w:p>
@@ -65,7 +65,7 @@
     </w:p>
     <w:p>
       <w:r>
-        <w:t>BuddyBoard includes mobile-oriented delivery and app distribution surfaces. Release practices should define how the team handles planned updates, urgent fixes, testing, internal review, and customer communications.</w:t>
+        <w:t>CommunityBridge includes mobile-oriented delivery and app distribution surfaces. Release practices should define how the team handles planned updates, urgent fixes, testing, internal review, and customer communications.</w:t>
       </w:r>
     </w:p>
     <w:p>
